--- a/data/human_paras/human_para_174.docx
+++ b/data/human_paras/human_para_174.docx
@@ -4,7 +4,7 @@
   <w:body>
     <w:p>
       <w:r>
-        <w:t>Environmental invaders are living creature that is not instinctive to the environment and causes damage. They can have negative consequences for the circumstance, the ecological community (Ref-f108993), and even for the human population. Invasive animals are those that cultivate swiftly, extent violently, and have the potential to hover humans. Invasive species can extirpate native plants and animals, destroy biodiversity, compete with native organisms for limited resources, and alter ecosystems. This may have huge economic ramifications as well as fundamental environmental variations along the coast and in the Prodigious Lakes.</w:t>
+        <w:t>Burmese pythons are predators that subsist on eating tiny animals and birds. They have deprived eyesight and use chemical receptors in their tongues and thermal sensors along their jaws to follow food. They quash their prey by acquisitive them with their terrible jaws, spiraling their bodies around them, and enfolding them until they pass out. Pliable ligaments in their jaws permit them to nip the entire food (Ref-s186505).</w:t>
       </w:r>
     </w:p>
     <w:sectPr>
